--- a/reports/hypothesis/2026-06-21.docx
+++ b/reports/hypothesis/2026-06-21.docx
@@ -15,7 +15,7 @@
         <w:rPr>
           <w:i/>
         </w:rPr>
-        <w:t>생성일: 2026-06-21 09:15 KST  |  표본: 측정소당 최소 2652건 / 총 13435건</w:t>
+        <w:t>생성일: 2026-06-21 14:16 KST  |  표본: 측정소당 최소 2658건 / 총 13465건</w:t>
       </w:r>
     </w:p>
     <w:p>
@@ -143,7 +143,7 @@
           </w:tcPr>
           <w:p>
             <w:r>
-              <w:t>35.699</w:t>
+              <w:t>35.641</w:t>
             </w:r>
           </w:p>
         </w:tc>
@@ -153,7 +153,7 @@
           </w:tcPr>
           <w:p>
             <w:r>
-              <w:t>32.811</w:t>
+              <w:t>32.758</w:t>
             </w:r>
           </w:p>
         </w:tc>
@@ -163,7 +163,7 @@
           </w:tcPr>
           <w:p>
             <w:r>
-              <w:t>+2.888</w:t>
+              <w:t>+2.882</w:t>
             </w:r>
           </w:p>
         </w:tc>
@@ -215,7 +215,7 @@
           </w:tcPr>
           <w:p>
             <w:r>
-              <w:t>20.126</w:t>
+              <w:t>20.092</w:t>
             </w:r>
           </w:p>
         </w:tc>
@@ -225,7 +225,7 @@
           </w:tcPr>
           <w:p>
             <w:r>
-              <w:t>17.395</w:t>
+              <w:t>17.368</w:t>
             </w:r>
           </w:p>
         </w:tc>
@@ -235,7 +235,7 @@
           </w:tcPr>
           <w:p>
             <w:r>
-              <w:t>+2.731</w:t>
+              <w:t>+2.724</w:t>
             </w:r>
           </w:p>
         </w:tc>
@@ -660,7 +660,7 @@
           </w:tcPr>
           <w:p>
             <w:r>
-              <w:t>30.95</w:t>
+              <w:t>30.97</w:t>
             </w:r>
           </w:p>
         </w:tc>
@@ -722,7 +722,7 @@
           </w:tcPr>
           <w:p>
             <w:r>
-              <w:t>82.80</w:t>
+              <w:t>82.44</w:t>
             </w:r>
           </w:p>
         </w:tc>
@@ -784,7 +784,7 @@
           </w:tcPr>
           <w:p>
             <w:r>
-              <w:t>14.58</w:t>
+              <w:t>14.64</w:t>
             </w:r>
           </w:p>
         </w:tc>
@@ -846,7 +846,7 @@
           </w:tcPr>
           <w:p>
             <w:r>
-              <w:t>163.74</w:t>
+              <w:t>163.59</w:t>
             </w:r>
           </w:p>
         </w:tc>
@@ -908,7 +908,7 @@
           </w:tcPr>
           <w:p>
             <w:r>
-              <w:t>70.15</w:t>
+              <w:t>70.23</w:t>
             </w:r>
           </w:p>
         </w:tc>
@@ -970,7 +970,7 @@
           </w:tcPr>
           <w:p>
             <w:r>
-              <w:t>167.50</w:t>
+              <w:t>167.99</w:t>
             </w:r>
           </w:p>
         </w:tc>
@@ -1029,7 +1029,7 @@
         <w:pStyle w:val="ListBullet"/>
       </w:pPr>
       <w:r>
-        <w:t>'산단 영향군'가 '베이스라인'보다 평균 2.73 높음 (p=0.0000, 효과크기 작음 d=0.21).</w:t>
+        <w:t>'산단 영향군'가 '베이스라인'보다 평균 2.72 높음 (p=0.0000, 효과크기 작음 d=0.21).</w:t>
       </w:r>
     </w:p>
     <w:p>
